--- a/templates/act_install_meter.docx
+++ b/templates/act_install_meter.docx
@@ -302,25 +302,7 @@
                       <w:sz w:val="24"/>
                       <w:szCs w:val="24"/>
                     </w:rPr>
-                    <w:t>ПС {{</w:t>
-                  </w:r>
-                  <w:proofErr w:type="spellStart"/>
-                  <w:r>
-                    <w:rPr>
-                      <w:b/>
-                      <w:sz w:val="24"/>
-                      <w:szCs w:val="24"/>
-                    </w:rPr>
-                    <w:t>substation_name</w:t>
-                  </w:r>
-                  <w:proofErr w:type="spellEnd"/>
-                  <w:r>
-                    <w:rPr>
-                      <w:b/>
-                      <w:sz w:val="24"/>
-                      <w:szCs w:val="24"/>
-                    </w:rPr>
-                    <w:t>}}</w:t>
+                    <w:t>ПС {{substation_name}}</w:t>
                   </w:r>
                 </w:p>
                 <w:p>
@@ -339,25 +321,7 @@
                       <w:sz w:val="24"/>
                       <w:szCs w:val="24"/>
                     </w:rPr>
-                    <w:t>{{</w:t>
-                  </w:r>
-                  <w:proofErr w:type="spellStart"/>
-                  <w:r>
-                    <w:rPr>
-                      <w:b/>
-                      <w:sz w:val="24"/>
-                      <w:szCs w:val="24"/>
-                    </w:rPr>
-                    <w:t>area_name</w:t>
-                  </w:r>
-                  <w:proofErr w:type="spellEnd"/>
-                  <w:r>
-                    <w:rPr>
-                      <w:b/>
-                      <w:sz w:val="24"/>
-                      <w:szCs w:val="24"/>
-                    </w:rPr>
-                    <w:t>}}</w:t>
+                    <w:t>{{area_name}}</w:t>
                   </w:r>
                 </w:p>
                 <w:p>
@@ -460,55 +424,7 @@
           <w:sz w:val="24"/>
           <w:szCs w:val="24"/>
         </w:rPr>
-        <w:t>“{{</w:t>
-      </w:r>
-      <w:proofErr w:type="spellStart"/>
-      <w:r>
-        <w:rPr>
-          <w:sz w:val="24"/>
-          <w:szCs w:val="24"/>
-        </w:rPr>
-        <w:t>day</w:t>
-      </w:r>
-      <w:proofErr w:type="spellEnd"/>
-      <w:r>
-        <w:rPr>
-          <w:sz w:val="24"/>
-          <w:szCs w:val="24"/>
-        </w:rPr>
-        <w:t>}}” {{</w:t>
-      </w:r>
-      <w:proofErr w:type="spellStart"/>
-      <w:r>
-        <w:rPr>
-          <w:sz w:val="24"/>
-          <w:szCs w:val="24"/>
-        </w:rPr>
-        <w:t>month</w:t>
-      </w:r>
-      <w:proofErr w:type="spellEnd"/>
-      <w:r>
-        <w:rPr>
-          <w:sz w:val="24"/>
-          <w:szCs w:val="24"/>
-        </w:rPr>
-        <w:t>}} {{</w:t>
-      </w:r>
-      <w:proofErr w:type="spellStart"/>
-      <w:r>
-        <w:rPr>
-          <w:sz w:val="24"/>
-          <w:szCs w:val="24"/>
-        </w:rPr>
-        <w:t>year</w:t>
-      </w:r>
-      <w:proofErr w:type="spellEnd"/>
-      <w:r>
-        <w:rPr>
-          <w:sz w:val="24"/>
-          <w:szCs w:val="24"/>
-        </w:rPr>
-        <w:t>}} год</w:t>
+        <w:t>“{{day}}” {{month}} {{year}} год</w:t>
       </w:r>
     </w:p>
     <w:p>
@@ -524,55 +440,7 @@
           <w:sz w:val="24"/>
           <w:szCs w:val="24"/>
         </w:rPr>
-        <w:t>{{#with_representatives}}Представитель ТОО «Межрегионэнерготранзит» {{</w:t>
-      </w:r>
-      <w:proofErr w:type="spellStart"/>
-      <w:r>
-        <w:rPr>
-          <w:sz w:val="24"/>
-          <w:szCs w:val="24"/>
-        </w:rPr>
-        <w:t>employee_position</w:t>
-      </w:r>
-      <w:proofErr w:type="spellEnd"/>
-      <w:r>
-        <w:rPr>
-          <w:sz w:val="24"/>
-          <w:szCs w:val="24"/>
-        </w:rPr>
-        <w:t>}} {{</w:t>
-      </w:r>
-      <w:proofErr w:type="spellStart"/>
-      <w:r>
-        <w:rPr>
-          <w:sz w:val="24"/>
-          <w:szCs w:val="24"/>
-        </w:rPr>
-        <w:t>employee_name</w:t>
-      </w:r>
-      <w:proofErr w:type="spellEnd"/>
-      <w:r>
-        <w:rPr>
-          <w:sz w:val="24"/>
-          <w:szCs w:val="24"/>
-        </w:rPr>
-        <w:t>}}{{/</w:t>
-      </w:r>
-      <w:proofErr w:type="spellStart"/>
-      <w:r>
-        <w:rPr>
-          <w:sz w:val="24"/>
-          <w:szCs w:val="24"/>
-        </w:rPr>
-        <w:t>with_representatives</w:t>
-      </w:r>
-      <w:proofErr w:type="spellEnd"/>
-      <w:r>
-        <w:rPr>
-          <w:sz w:val="24"/>
-          <w:szCs w:val="24"/>
-        </w:rPr>
-        <w:t>}}</w:t>
+        <w:t>{{#with_representatives}}Представитель ТОО «Межрегионэнерготранзит» {{employee_position}} {{employee_name}}{{/with_representatives}}</w:t>
       </w:r>
     </w:p>
     <w:p>
@@ -635,25 +503,7 @@
           <w:szCs w:val="24"/>
           <w:lang w:val="en-US"/>
         </w:rPr>
-        <w:t>: {{/</w:t>
-      </w:r>
-      <w:proofErr w:type="spellStart"/>
-      <w:r>
-        <w:rPr>
-          <w:sz w:val="24"/>
-          <w:szCs w:val="24"/>
-          <w:lang w:val="en-US"/>
-        </w:rPr>
-        <w:t>with_representatives</w:t>
-      </w:r>
-      <w:proofErr w:type="spellEnd"/>
-      <w:r>
-        <w:rPr>
-          <w:sz w:val="24"/>
-          <w:szCs w:val="24"/>
-          <w:lang w:val="en-US"/>
-        </w:rPr>
-        <w:t>}}</w:t>
+        <w:t>: {{/with_representatives}}</w:t>
       </w:r>
     </w:p>
     <w:p>
@@ -671,61 +521,7 @@
           <w:szCs w:val="24"/>
           <w:lang w:val="en-US"/>
         </w:rPr>
-        <w:t>{{#representatives_top}}{{representative_organization}} {{</w:t>
-      </w:r>
-      <w:proofErr w:type="spellStart"/>
-      <w:r>
-        <w:rPr>
-          <w:sz w:val="24"/>
-          <w:szCs w:val="24"/>
-          <w:lang w:val="en-US"/>
-        </w:rPr>
-        <w:t>representative_position</w:t>
-      </w:r>
-      <w:proofErr w:type="spellEnd"/>
-      <w:r>
-        <w:rPr>
-          <w:sz w:val="24"/>
-          <w:szCs w:val="24"/>
-          <w:lang w:val="en-US"/>
-        </w:rPr>
-        <w:t>}} {{</w:t>
-      </w:r>
-      <w:proofErr w:type="spellStart"/>
-      <w:r>
-        <w:rPr>
-          <w:sz w:val="24"/>
-          <w:szCs w:val="24"/>
-          <w:lang w:val="en-US"/>
-        </w:rPr>
-        <w:t>representative_name</w:t>
-      </w:r>
-      <w:proofErr w:type="spellEnd"/>
-      <w:r>
-        <w:rPr>
-          <w:sz w:val="24"/>
-          <w:szCs w:val="24"/>
-          <w:lang w:val="en-US"/>
-        </w:rPr>
-        <w:t>}}{{/</w:t>
-      </w:r>
-      <w:proofErr w:type="spellStart"/>
-      <w:r>
-        <w:rPr>
-          <w:sz w:val="24"/>
-          <w:szCs w:val="24"/>
-          <w:lang w:val="en-US"/>
-        </w:rPr>
-        <w:t>representatives_top</w:t>
-      </w:r>
-      <w:proofErr w:type="spellEnd"/>
-      <w:r>
-        <w:rPr>
-          <w:sz w:val="24"/>
-          <w:szCs w:val="24"/>
-          <w:lang w:val="en-US"/>
-        </w:rPr>
-        <w:t>}}</w:t>
+        <w:t>{{#representatives_top}}{{representative_organization}} {{representative_position}} {{representative_name}}{{/representatives_top}}</w:t>
       </w:r>
     </w:p>
     <w:p>
@@ -748,13 +544,6 @@
           <w:sz w:val="24"/>
           <w:szCs w:val="24"/>
         </w:rPr>
-        <w:t xml:space="preserve"> установка</w:t>
-      </w:r>
-      <w:r>
-        <w:rPr>
-          <w:sz w:val="24"/>
-          <w:szCs w:val="24"/>
-        </w:rPr>
         <w:t xml:space="preserve"> </w:t>
       </w:r>
       <w:r>
@@ -762,6 +551,34 @@
           <w:sz w:val="24"/>
           <w:szCs w:val="24"/>
         </w:rPr>
+        <w:t xml:space="preserve">работа по </w:t>
+      </w:r>
+      <w:r>
+        <w:rPr>
+          <w:sz w:val="24"/>
+          <w:szCs w:val="24"/>
+        </w:rPr>
+        <w:t>установк</w:t>
+      </w:r>
+      <w:r>
+        <w:rPr>
+          <w:sz w:val="24"/>
+          <w:szCs w:val="24"/>
+        </w:rPr>
+        <w:t>е</w:t>
+      </w:r>
+      <w:r>
+        <w:rPr>
+          <w:sz w:val="24"/>
+          <w:szCs w:val="24"/>
+        </w:rPr>
+        <w:t xml:space="preserve"> </w:t>
+      </w:r>
+      <w:r>
+        <w:rPr>
+          <w:sz w:val="24"/>
+          <w:szCs w:val="24"/>
+        </w:rPr>
         <w:t>прибора</w:t>
       </w:r>
       <w:r>
@@ -828,7 +645,6 @@
         </w:rPr>
         <w:t>}}</w:t>
       </w:r>
-      <w:proofErr w:type="spellStart"/>
       <w:r>
         <w:rPr>
           <w:sz w:val="24"/>
@@ -843,7 +659,6 @@
         </w:rPr>
         <w:t>.</w:t>
       </w:r>
-      <w:proofErr w:type="spellEnd"/>
     </w:p>
     <w:p>
       <w:pPr>
@@ -871,6 +686,7 @@
           <w:b/>
           <w:sz w:val="24"/>
           <w:szCs w:val="24"/>
+          <w:lang w:val="en-US"/>
         </w:rPr>
       </w:pPr>
       <w:r>
@@ -880,27 +696,7 @@
           <w:szCs w:val="24"/>
           <w:lang w:val="en-US"/>
         </w:rPr>
-        <w:t>{{</w:t>
-      </w:r>
-      <w:proofErr w:type="spellStart"/>
-      <w:r>
-        <w:rPr>
-          <w:b/>
-          <w:sz w:val="24"/>
-          <w:szCs w:val="24"/>
-          <w:lang w:val="en-US"/>
-        </w:rPr>
-        <w:t>connection_name</w:t>
-      </w:r>
-      <w:proofErr w:type="spellEnd"/>
-      <w:r>
-        <w:rPr>
-          <w:b/>
-          <w:sz w:val="24"/>
-          <w:szCs w:val="24"/>
-          <w:lang w:val="en-US"/>
-        </w:rPr>
-        <w:t>}}</w:t>
+        <w:t>{{connection_name}}</w:t>
       </w:r>
       <w:r>
         <w:rPr>
@@ -912,7 +708,6 @@
         </w:rPr>
         <w:tab/>
       </w:r>
-      <w:proofErr w:type="spellStart"/>
       <w:r>
         <w:rPr>
           <w:b/>
@@ -922,7 +717,6 @@
         </w:rPr>
         <w:t>Ктт</w:t>
       </w:r>
-      <w:proofErr w:type="spellEnd"/>
       <w:r>
         <w:rPr>
           <w:b/>
@@ -931,29 +725,7 @@
           <w:szCs w:val="24"/>
           <w:lang w:val="en-US"/>
         </w:rPr>
-        <w:t>={{</w:t>
-      </w:r>
-      <w:proofErr w:type="spellStart"/>
-      <w:r>
-        <w:rPr>
-          <w:b/>
-          <w:bCs/>
-          <w:sz w:val="24"/>
-          <w:szCs w:val="24"/>
-          <w:lang w:val="en-US"/>
-        </w:rPr>
-        <w:t>ct_ratio</w:t>
-      </w:r>
-      <w:proofErr w:type="spellEnd"/>
-      <w:r>
-        <w:rPr>
-          <w:b/>
-          <w:bCs/>
-          <w:sz w:val="24"/>
-          <w:szCs w:val="24"/>
-          <w:lang w:val="en-US"/>
-        </w:rPr>
-        <w:t>}}</w:t>
+        <w:t>={{ct_ratio}}</w:t>
       </w:r>
     </w:p>
     <w:tbl>
@@ -1137,15 +909,7 @@
               <w:jc w:val="center"/>
             </w:pPr>
             <w:r>
-              <w:t>{{</w:t>
-            </w:r>
-            <w:proofErr w:type="spellStart"/>
-            <w:r>
-              <w:t>meter_name</w:t>
-            </w:r>
-            <w:proofErr w:type="spellEnd"/>
-            <w:r>
-              <w:t>}}</w:t>
+              <w:t>{{meter_name}}</w:t>
             </w:r>
           </w:p>
         </w:tc>
@@ -1167,15 +931,7 @@
               <w:jc w:val="center"/>
             </w:pPr>
             <w:r>
-              <w:t>{{</w:t>
-            </w:r>
-            <w:proofErr w:type="spellStart"/>
-            <w:r>
-              <w:t>meter_serial</w:t>
-            </w:r>
-            <w:proofErr w:type="spellEnd"/>
-            <w:r>
-              <w:t>}}</w:t>
+              <w:t>{{meter_serial}}</w:t>
             </w:r>
           </w:p>
         </w:tc>
@@ -1229,23 +985,7 @@
                 <w:sz w:val="22"/>
                 <w:szCs w:val="22"/>
               </w:rPr>
-              <w:t>{{</w:t>
-            </w:r>
-            <w:proofErr w:type="spellStart"/>
-            <w:r>
-              <w:rPr>
-                <w:sz w:val="22"/>
-                <w:szCs w:val="22"/>
-              </w:rPr>
-              <w:t>reading_a_plus</w:t>
-            </w:r>
-            <w:proofErr w:type="spellEnd"/>
-            <w:r>
-              <w:rPr>
-                <w:sz w:val="22"/>
-                <w:szCs w:val="22"/>
-              </w:rPr>
-              <w:t>}}</w:t>
+              <w:t>{{reading_a_plus}}</w:t>
             </w:r>
           </w:p>
         </w:tc>
@@ -1267,15 +1007,7 @@
               <w:jc w:val="center"/>
             </w:pPr>
             <w:r>
-              <w:t>{{</w:t>
-            </w:r>
-            <w:proofErr w:type="spellStart"/>
-            <w:r>
-              <w:t>accuracy</w:t>
-            </w:r>
-            <w:proofErr w:type="spellEnd"/>
-            <w:r>
-              <w:t>}}</w:t>
+              <w:t>{{accuracy}}</w:t>
             </w:r>
           </w:p>
         </w:tc>
@@ -1297,15 +1029,7 @@
               <w:jc w:val="center"/>
             </w:pPr>
             <w:r>
-              <w:t>{{</w:t>
-            </w:r>
-            <w:proofErr w:type="spellStart"/>
-            <w:r>
-              <w:t>verify</w:t>
-            </w:r>
-            <w:proofErr w:type="spellEnd"/>
-            <w:r>
-              <w:t>}}</w:t>
+              <w:t>{{verify}}</w:t>
             </w:r>
           </w:p>
         </w:tc>
@@ -1394,23 +1118,7 @@
                 <w:sz w:val="22"/>
                 <w:szCs w:val="22"/>
               </w:rPr>
-              <w:t>{{</w:t>
-            </w:r>
-            <w:proofErr w:type="spellStart"/>
-            <w:r>
-              <w:rPr>
-                <w:sz w:val="22"/>
-                <w:szCs w:val="22"/>
-              </w:rPr>
-              <w:t>reading_a_minus</w:t>
-            </w:r>
-            <w:proofErr w:type="spellEnd"/>
-            <w:r>
-              <w:rPr>
-                <w:sz w:val="22"/>
-                <w:szCs w:val="22"/>
-              </w:rPr>
-              <w:t>}}</w:t>
+              <w:t>{{reading_a_minus}}</w:t>
             </w:r>
           </w:p>
         </w:tc>
@@ -1529,23 +1237,7 @@
                 <w:sz w:val="22"/>
                 <w:szCs w:val="22"/>
               </w:rPr>
-              <w:t>{{</w:t>
-            </w:r>
-            <w:proofErr w:type="spellStart"/>
-            <w:r>
-              <w:rPr>
-                <w:sz w:val="22"/>
-                <w:szCs w:val="22"/>
-              </w:rPr>
-              <w:t>reading_r_plus</w:t>
-            </w:r>
-            <w:proofErr w:type="spellEnd"/>
-            <w:r>
-              <w:rPr>
-                <w:sz w:val="22"/>
-                <w:szCs w:val="22"/>
-              </w:rPr>
-              <w:t>}}</w:t>
+              <w:t>{{reading_r_plus}}</w:t>
             </w:r>
           </w:p>
         </w:tc>
@@ -1664,23 +1356,7 @@
                 <w:sz w:val="22"/>
                 <w:szCs w:val="22"/>
               </w:rPr>
-              <w:t>{{</w:t>
-            </w:r>
-            <w:proofErr w:type="spellStart"/>
-            <w:r>
-              <w:rPr>
-                <w:sz w:val="22"/>
-                <w:szCs w:val="22"/>
-              </w:rPr>
-              <w:t>reading_r_minus</w:t>
-            </w:r>
-            <w:proofErr w:type="spellEnd"/>
-            <w:r>
-              <w:rPr>
-                <w:sz w:val="22"/>
-                <w:szCs w:val="22"/>
-              </w:rPr>
-              <w:t>}}</w:t>
+              <w:t>{{reading_r_minus}}</w:t>
             </w:r>
           </w:p>
         </w:tc>
@@ -1808,7 +1484,6 @@
                 <w:szCs w:val="24"/>
               </w:rPr>
             </w:pPr>
-            <w:proofErr w:type="spellStart"/>
             <w:r>
               <w:rPr>
                 <w:sz w:val="24"/>
@@ -1816,7 +1491,6 @@
               </w:rPr>
               <w:t>ф.Iа</w:t>
             </w:r>
-            <w:proofErr w:type="spellEnd"/>
           </w:p>
         </w:tc>
         <w:tc>
@@ -1840,7 +1514,6 @@
                 <w:szCs w:val="24"/>
               </w:rPr>
             </w:pPr>
-            <w:proofErr w:type="spellStart"/>
             <w:r>
               <w:rPr>
                 <w:sz w:val="24"/>
@@ -1848,7 +1521,6 @@
               </w:rPr>
               <w:t>ф.Iв</w:t>
             </w:r>
-            <w:proofErr w:type="spellEnd"/>
           </w:p>
         </w:tc>
         <w:tc>
@@ -1872,7 +1544,6 @@
                 <w:szCs w:val="24"/>
               </w:rPr>
             </w:pPr>
-            <w:proofErr w:type="spellStart"/>
             <w:r>
               <w:rPr>
                 <w:sz w:val="24"/>
@@ -1880,7 +1551,6 @@
               </w:rPr>
               <w:t>ф.Iс</w:t>
             </w:r>
-            <w:proofErr w:type="spellEnd"/>
           </w:p>
         </w:tc>
       </w:tr>
@@ -1912,83 +1582,35 @@
                 <w:sz w:val="24"/>
                 <w:szCs w:val="24"/>
               </w:rPr>
-              <w:t>I= {{</w:t>
+              <w:t>I= {{ia}} мА</w:t>
             </w:r>
-            <w:proofErr w:type="spellStart"/>
-            <w:r>
+          </w:p>
+        </w:tc>
+        <w:tc>
+          <w:tcPr>
+            <w:tcW w:w="1947" w:type="dxa"/>
+            <w:tcBorders>
+              <w:top w:val="single" w:sz="4" w:space="0" w:color="auto"/>
+              <w:left w:val="single" w:sz="4" w:space="0" w:color="auto"/>
+              <w:bottom w:val="single" w:sz="4" w:space="0" w:color="auto"/>
+              <w:right w:val="single" w:sz="4" w:space="0" w:color="auto"/>
+            </w:tcBorders>
+            <w:vAlign w:val="center"/>
+            <w:hideMark/>
+          </w:tcPr>
+          <w:p>
+            <w:pPr>
               <w:rPr>
                 <w:sz w:val="24"/>
                 <w:szCs w:val="24"/>
               </w:rPr>
-              <w:t>ia</w:t>
-            </w:r>
-            <w:proofErr w:type="spellEnd"/>
+            </w:pPr>
             <w:r>
               <w:rPr>
                 <w:sz w:val="24"/>
                 <w:szCs w:val="24"/>
               </w:rPr>
-              <w:t>}} мА</w:t>
-            </w:r>
-          </w:p>
-        </w:tc>
-        <w:tc>
-          <w:tcPr>
-            <w:tcW w:w="1947" w:type="dxa"/>
-            <w:tcBorders>
-              <w:top w:val="single" w:sz="4" w:space="0" w:color="auto"/>
-              <w:left w:val="single" w:sz="4" w:space="0" w:color="auto"/>
-              <w:bottom w:val="single" w:sz="4" w:space="0" w:color="auto"/>
-              <w:right w:val="single" w:sz="4" w:space="0" w:color="auto"/>
-            </w:tcBorders>
-            <w:vAlign w:val="center"/>
-            <w:hideMark/>
-          </w:tcPr>
-          <w:p>
-            <w:pPr>
-              <w:rPr>
-                <w:sz w:val="24"/>
-                <w:szCs w:val="24"/>
-              </w:rPr>
-            </w:pPr>
-            <w:r>
-              <w:rPr>
-                <w:sz w:val="24"/>
-                <w:szCs w:val="24"/>
-              </w:rPr>
-              <w:t>угол – {{</w:t>
-            </w:r>
-            <w:proofErr w:type="spellStart"/>
-            <w:r>
-              <w:rPr>
-                <w:sz w:val="24"/>
-                <w:szCs w:val="24"/>
-              </w:rPr>
-              <w:t>angle_a</w:t>
-            </w:r>
-            <w:proofErr w:type="spellEnd"/>
-            <w:r>
-              <w:rPr>
-                <w:sz w:val="24"/>
-                <w:szCs w:val="24"/>
-              </w:rPr>
-              <w:t>}} {{</w:t>
-            </w:r>
-            <w:proofErr w:type="spellStart"/>
-            <w:r>
-              <w:rPr>
-                <w:sz w:val="24"/>
-                <w:szCs w:val="24"/>
-              </w:rPr>
-              <w:t>type_a</w:t>
-            </w:r>
-            <w:proofErr w:type="spellEnd"/>
-            <w:r>
-              <w:rPr>
-                <w:sz w:val="24"/>
-                <w:szCs w:val="24"/>
-              </w:rPr>
-              <w:t>}}</w:t>
+              <w:t>угол – {{angle_a}} {{type_a}}</w:t>
             </w:r>
           </w:p>
         </w:tc>
@@ -2019,29 +1641,41 @@
                 <w:sz w:val="24"/>
                 <w:szCs w:val="24"/>
               </w:rPr>
-              <w:t>I= {{</w:t>
+              <w:t>I= {{ib}} мА</w:t>
             </w:r>
-            <w:proofErr w:type="spellStart"/>
-            <w:r>
+          </w:p>
+        </w:tc>
+        <w:tc>
+          <w:tcPr>
+            <w:tcW w:w="2014" w:type="dxa"/>
+            <w:tcBorders>
+              <w:top w:val="single" w:sz="4" w:space="0" w:color="auto"/>
+              <w:left w:val="single" w:sz="4" w:space="0" w:color="auto"/>
+              <w:bottom w:val="single" w:sz="4" w:space="0" w:color="auto"/>
+              <w:right w:val="single" w:sz="4" w:space="0" w:color="auto"/>
+            </w:tcBorders>
+            <w:vAlign w:val="center"/>
+            <w:hideMark/>
+          </w:tcPr>
+          <w:p>
+            <w:pPr>
               <w:rPr>
                 <w:sz w:val="24"/>
                 <w:szCs w:val="24"/>
               </w:rPr>
-              <w:t>ib</w:t>
-            </w:r>
-            <w:proofErr w:type="spellEnd"/>
+            </w:pPr>
             <w:r>
               <w:rPr>
                 <w:sz w:val="24"/>
                 <w:szCs w:val="24"/>
               </w:rPr>
-              <w:t>}} мА</w:t>
+              <w:t>угол – {{angle_b}} {{type_b}}</w:t>
             </w:r>
           </w:p>
         </w:tc>
         <w:tc>
           <w:tcPr>
-            <w:tcW w:w="2014" w:type="dxa"/>
+            <w:tcW w:w="1758" w:type="dxa"/>
             <w:tcBorders>
               <w:top w:val="single" w:sz="4" w:space="0" w:color="auto"/>
               <w:left w:val="single" w:sz="4" w:space="0" w:color="auto"/>
@@ -2063,143 +1697,35 @@
                 <w:sz w:val="24"/>
                 <w:szCs w:val="24"/>
               </w:rPr>
-              <w:t>угол – {{</w:t>
+              <w:t>I= {{ic}} мА</w:t>
             </w:r>
-            <w:proofErr w:type="spellStart"/>
-            <w:r>
+          </w:p>
+        </w:tc>
+        <w:tc>
+          <w:tcPr>
+            <w:tcW w:w="1806" w:type="dxa"/>
+            <w:tcBorders>
+              <w:top w:val="single" w:sz="4" w:space="0" w:color="auto"/>
+              <w:left w:val="single" w:sz="4" w:space="0" w:color="auto"/>
+              <w:bottom w:val="single" w:sz="4" w:space="0" w:color="auto"/>
+              <w:right w:val="single" w:sz="4" w:space="0" w:color="auto"/>
+            </w:tcBorders>
+            <w:vAlign w:val="center"/>
+            <w:hideMark/>
+          </w:tcPr>
+          <w:p>
+            <w:pPr>
               <w:rPr>
                 <w:sz w:val="24"/>
                 <w:szCs w:val="24"/>
               </w:rPr>
-              <w:t>angle_b</w:t>
-            </w:r>
-            <w:proofErr w:type="spellEnd"/>
+            </w:pPr>
             <w:r>
               <w:rPr>
                 <w:sz w:val="24"/>
                 <w:szCs w:val="24"/>
               </w:rPr>
-              <w:t>}} {{</w:t>
-            </w:r>
-            <w:proofErr w:type="spellStart"/>
-            <w:r>
-              <w:rPr>
-                <w:sz w:val="24"/>
-                <w:szCs w:val="24"/>
-              </w:rPr>
-              <w:t>type_b</w:t>
-            </w:r>
-            <w:proofErr w:type="spellEnd"/>
-            <w:r>
-              <w:rPr>
-                <w:sz w:val="24"/>
-                <w:szCs w:val="24"/>
-              </w:rPr>
-              <w:t>}}</w:t>
-            </w:r>
-          </w:p>
-        </w:tc>
-        <w:tc>
-          <w:tcPr>
-            <w:tcW w:w="1758" w:type="dxa"/>
-            <w:tcBorders>
-              <w:top w:val="single" w:sz="4" w:space="0" w:color="auto"/>
-              <w:left w:val="single" w:sz="4" w:space="0" w:color="auto"/>
-              <w:bottom w:val="single" w:sz="4" w:space="0" w:color="auto"/>
-              <w:right w:val="single" w:sz="4" w:space="0" w:color="auto"/>
-            </w:tcBorders>
-            <w:vAlign w:val="center"/>
-            <w:hideMark/>
-          </w:tcPr>
-          <w:p>
-            <w:pPr>
-              <w:rPr>
-                <w:sz w:val="24"/>
-                <w:szCs w:val="24"/>
-              </w:rPr>
-            </w:pPr>
-            <w:r>
-              <w:rPr>
-                <w:sz w:val="24"/>
-                <w:szCs w:val="24"/>
-              </w:rPr>
-              <w:t>I= {{</w:t>
-            </w:r>
-            <w:proofErr w:type="spellStart"/>
-            <w:r>
-              <w:rPr>
-                <w:sz w:val="24"/>
-                <w:szCs w:val="24"/>
-              </w:rPr>
-              <w:t>ic</w:t>
-            </w:r>
-            <w:proofErr w:type="spellEnd"/>
-            <w:r>
-              <w:rPr>
-                <w:sz w:val="24"/>
-                <w:szCs w:val="24"/>
-              </w:rPr>
-              <w:t>}} мА</w:t>
-            </w:r>
-          </w:p>
-        </w:tc>
-        <w:tc>
-          <w:tcPr>
-            <w:tcW w:w="1806" w:type="dxa"/>
-            <w:tcBorders>
-              <w:top w:val="single" w:sz="4" w:space="0" w:color="auto"/>
-              <w:left w:val="single" w:sz="4" w:space="0" w:color="auto"/>
-              <w:bottom w:val="single" w:sz="4" w:space="0" w:color="auto"/>
-              <w:right w:val="single" w:sz="4" w:space="0" w:color="auto"/>
-            </w:tcBorders>
-            <w:vAlign w:val="center"/>
-            <w:hideMark/>
-          </w:tcPr>
-          <w:p>
-            <w:pPr>
-              <w:rPr>
-                <w:sz w:val="24"/>
-                <w:szCs w:val="24"/>
-              </w:rPr>
-            </w:pPr>
-            <w:r>
-              <w:rPr>
-                <w:sz w:val="24"/>
-                <w:szCs w:val="24"/>
-              </w:rPr>
-              <w:t>угол – {{</w:t>
-            </w:r>
-            <w:proofErr w:type="spellStart"/>
-            <w:r>
-              <w:rPr>
-                <w:sz w:val="24"/>
-                <w:szCs w:val="24"/>
-              </w:rPr>
-              <w:t>angle_c</w:t>
-            </w:r>
-            <w:proofErr w:type="spellEnd"/>
-            <w:r>
-              <w:rPr>
-                <w:sz w:val="24"/>
-                <w:szCs w:val="24"/>
-              </w:rPr>
-              <w:t>}} {{</w:t>
-            </w:r>
-            <w:proofErr w:type="spellStart"/>
-            <w:r>
-              <w:rPr>
-                <w:sz w:val="24"/>
-                <w:szCs w:val="24"/>
-              </w:rPr>
-              <w:t>type_c</w:t>
-            </w:r>
-            <w:proofErr w:type="spellEnd"/>
-            <w:r>
-              <w:rPr>
-                <w:sz w:val="24"/>
-                <w:szCs w:val="24"/>
-              </w:rPr>
-              <w:t>}}</w:t>
+              <w:t>угол – {{angle_c}} {{type_c}}</w:t>
             </w:r>
           </w:p>
         </w:tc>
@@ -2230,101 +1756,12 @@
         </w:rPr>
         <w:t xml:space="preserve">Напряжение: </w:t>
       </w:r>
-      <w:proofErr w:type="spellStart"/>
-      <w:r>
-        <w:rPr>
-          <w:sz w:val="24"/>
-          <w:szCs w:val="24"/>
-        </w:rPr>
-        <w:t>Uab</w:t>
-      </w:r>
-      <w:proofErr w:type="spellEnd"/>
-      <w:r>
-        <w:rPr>
-          <w:sz w:val="24"/>
-          <w:szCs w:val="24"/>
-        </w:rPr>
-        <w:t xml:space="preserve"> = {{</w:t>
-      </w:r>
-      <w:proofErr w:type="spellStart"/>
-      <w:r>
-        <w:rPr>
-          <w:sz w:val="24"/>
-          <w:szCs w:val="24"/>
-        </w:rPr>
-        <w:t>uab</w:t>
-      </w:r>
-      <w:proofErr w:type="spellEnd"/>
-      <w:r>
-        <w:rPr>
-          <w:sz w:val="24"/>
-          <w:szCs w:val="24"/>
-        </w:rPr>
-        <w:t xml:space="preserve">}} В; </w:t>
-      </w:r>
-      <w:proofErr w:type="spellStart"/>
-      <w:r>
-        <w:rPr>
-          <w:sz w:val="24"/>
-          <w:szCs w:val="24"/>
-        </w:rPr>
-        <w:t>Ubc</w:t>
-      </w:r>
-      <w:proofErr w:type="spellEnd"/>
-      <w:r>
-        <w:rPr>
-          <w:sz w:val="24"/>
-          <w:szCs w:val="24"/>
-        </w:rPr>
-        <w:t xml:space="preserve"> = {{</w:t>
-      </w:r>
-      <w:proofErr w:type="spellStart"/>
-      <w:r>
-        <w:rPr>
-          <w:sz w:val="24"/>
-          <w:szCs w:val="24"/>
-        </w:rPr>
-        <w:t>ubc</w:t>
-      </w:r>
-      <w:proofErr w:type="spellEnd"/>
-      <w:r>
-        <w:rPr>
-          <w:sz w:val="24"/>
-          <w:szCs w:val="24"/>
-        </w:rPr>
-        <w:t xml:space="preserve">}} В; </w:t>
-      </w:r>
-      <w:proofErr w:type="spellStart"/>
-      <w:r>
-        <w:rPr>
-          <w:sz w:val="24"/>
-          <w:szCs w:val="24"/>
-        </w:rPr>
-        <w:t>Uca</w:t>
-      </w:r>
-      <w:proofErr w:type="spellEnd"/>
-      <w:r>
-        <w:rPr>
-          <w:sz w:val="24"/>
-          <w:szCs w:val="24"/>
-        </w:rPr>
-        <w:t xml:space="preserve"> = {{</w:t>
-      </w:r>
-      <w:proofErr w:type="spellStart"/>
-      <w:r>
-        <w:rPr>
-          <w:sz w:val="24"/>
-          <w:szCs w:val="24"/>
-        </w:rPr>
-        <w:t>uca</w:t>
-      </w:r>
-      <w:proofErr w:type="spellEnd"/>
-      <w:r>
-        <w:rPr>
-          <w:sz w:val="24"/>
-          <w:szCs w:val="24"/>
-        </w:rPr>
-        <w:t>}} В.</w:t>
+      <w:r>
+        <w:rPr>
+          <w:sz w:val="24"/>
+          <w:szCs w:val="24"/>
+        </w:rPr>
+        <w:t>Uab = {{uab}} В; Ubc = {{ubc}} В; Uca = {{uca}} В.</w:t>
       </w:r>
     </w:p>
     <w:p>
@@ -2333,53 +1770,47 @@
           <w:bCs/>
           <w:sz w:val="24"/>
           <w:szCs w:val="24"/>
+        </w:rPr>
+      </w:pPr>
+      <w:r>
+        <w:rPr>
+          <w:bCs/>
+          <w:sz w:val="24"/>
+          <w:szCs w:val="24"/>
+        </w:rPr>
+        <w:t>{{/</w:t>
+      </w:r>
+      <w:r>
+        <w:rPr>
+          <w:bCs/>
+          <w:sz w:val="24"/>
+          <w:szCs w:val="24"/>
           <w:lang w:val="en-US"/>
         </w:rPr>
-      </w:pPr>
+        <w:t>vector</w:t>
+      </w:r>
       <w:r>
         <w:rPr>
           <w:bCs/>
           <w:sz w:val="24"/>
           <w:szCs w:val="24"/>
+        </w:rPr>
+        <w:t>_</w:t>
+      </w:r>
+      <w:r>
+        <w:rPr>
+          <w:bCs/>
+          <w:sz w:val="24"/>
+          <w:szCs w:val="24"/>
           <w:lang w:val="en-US"/>
         </w:rPr>
-        <w:t>{{/</w:t>
-      </w:r>
-      <w:proofErr w:type="spellStart"/>
+        <w:t>diagram</w:t>
+      </w:r>
       <w:r>
         <w:rPr>
           <w:bCs/>
           <w:sz w:val="24"/>
           <w:szCs w:val="24"/>
-          <w:lang w:val="en-US"/>
-        </w:rPr>
-        <w:t>vector</w:t>
-      </w:r>
-      <w:r>
-        <w:rPr>
-          <w:bCs/>
-          <w:sz w:val="24"/>
-          <w:szCs w:val="24"/>
-          <w:lang w:val="en-US"/>
-        </w:rPr>
-        <w:t>_</w:t>
-      </w:r>
-      <w:r>
-        <w:rPr>
-          <w:bCs/>
-          <w:sz w:val="24"/>
-          <w:szCs w:val="24"/>
-          <w:lang w:val="en-US"/>
-        </w:rPr>
-        <w:t>diagram</w:t>
-      </w:r>
-      <w:proofErr w:type="spellEnd"/>
-      <w:r>
-        <w:rPr>
-          <w:bCs/>
-          <w:sz w:val="24"/>
-          <w:szCs w:val="24"/>
-          <w:lang w:val="en-US"/>
         </w:rPr>
         <w:t>}}</w:t>
       </w:r>
@@ -2390,7 +1821,6 @@
           <w:bCs/>
           <w:sz w:val="24"/>
           <w:szCs w:val="24"/>
-          <w:lang w:val="en-US"/>
         </w:rPr>
       </w:pPr>
     </w:p>
@@ -2401,70 +1831,64 @@
         <w:rPr>
           <w:sz w:val="24"/>
           <w:szCs w:val="24"/>
+        </w:rPr>
+      </w:pPr>
+      <w:r>
+        <w:rPr>
+          <w:b/>
+          <w:sz w:val="24"/>
+          <w:szCs w:val="24"/>
+        </w:rPr>
+        <w:t>Заключение</w:t>
+      </w:r>
+      <w:r>
+        <w:rPr>
+          <w:b/>
+          <w:sz w:val="24"/>
+          <w:szCs w:val="24"/>
+        </w:rPr>
+        <w:t>:</w:t>
+      </w:r>
+      <w:r>
+        <w:rPr>
+          <w:b/>
+        </w:rPr>
+        <w:t xml:space="preserve"> </w:t>
+      </w:r>
+      <w:r>
+        <w:rPr>
+          <w:sz w:val="24"/>
+          <w:szCs w:val="24"/>
+        </w:rPr>
+        <w:t>{{</w:t>
+      </w:r>
+      <w:r>
+        <w:rPr>
+          <w:sz w:val="24"/>
+          <w:szCs w:val="24"/>
           <w:lang w:val="en-US"/>
         </w:rPr>
-      </w:pPr>
-      <w:r>
-        <w:rPr>
-          <w:b/>
-          <w:sz w:val="24"/>
-          <w:szCs w:val="24"/>
-        </w:rPr>
-        <w:t>Заключение</w:t>
-      </w:r>
-      <w:r>
-        <w:rPr>
-          <w:b/>
+        <w:t>reason</w:t>
+      </w:r>
+      <w:r>
+        <w:rPr>
+          <w:sz w:val="24"/>
+          <w:szCs w:val="24"/>
+        </w:rPr>
+        <w:t>}} {{</w:t>
+      </w:r>
+      <w:r>
+        <w:rPr>
           <w:sz w:val="24"/>
           <w:szCs w:val="24"/>
           <w:lang w:val="en-US"/>
         </w:rPr>
-        <w:t>:</w:t>
-      </w:r>
-      <w:r>
-        <w:rPr>
-          <w:b/>
-          <w:lang w:val="en-US"/>
-        </w:rPr>
-        <w:t xml:space="preserve"> </w:t>
-      </w:r>
-      <w:r>
-        <w:rPr>
-          <w:sz w:val="24"/>
-          <w:szCs w:val="24"/>
-          <w:lang w:val="en-US"/>
-        </w:rPr>
-        <w:t>{{</w:t>
-      </w:r>
-      <w:r>
-        <w:rPr>
-          <w:sz w:val="24"/>
-          <w:szCs w:val="24"/>
-          <w:lang w:val="en-US"/>
-        </w:rPr>
-        <w:t>reason</w:t>
-      </w:r>
-      <w:r>
-        <w:rPr>
-          <w:sz w:val="24"/>
-          <w:szCs w:val="24"/>
-          <w:lang w:val="en-US"/>
-        </w:rPr>
-        <w:t>}} {{</w:t>
-      </w:r>
-      <w:r>
-        <w:rPr>
-          <w:sz w:val="24"/>
-          <w:szCs w:val="24"/>
-          <w:lang w:val="en-US"/>
-        </w:rPr>
         <w:t>result</w:t>
       </w:r>
       <w:r>
         <w:rPr>
           <w:sz w:val="24"/>
           <w:szCs w:val="24"/>
-          <w:lang w:val="en-US"/>
         </w:rPr>
         <w:t xml:space="preserve">}} </w:t>
       </w:r>
@@ -2474,7 +1898,6 @@
         <w:rPr>
           <w:sz w:val="24"/>
           <w:szCs w:val="24"/>
-          <w:lang w:val="en-US"/>
         </w:rPr>
       </w:pPr>
     </w:p>
@@ -2490,23 +1913,7 @@
           <w:sz w:val="24"/>
           <w:szCs w:val="24"/>
         </w:rPr>
-        <w:t>Клеммная крышка прибора учета опломбирована пломбами: {{</w:t>
-      </w:r>
-      <w:proofErr w:type="spellStart"/>
-      <w:r>
-        <w:rPr>
-          <w:sz w:val="24"/>
-          <w:szCs w:val="24"/>
-        </w:rPr>
-        <w:t>seal_number</w:t>
-      </w:r>
-      <w:proofErr w:type="spellEnd"/>
-      <w:r>
-        <w:rPr>
-          <w:sz w:val="24"/>
-          <w:szCs w:val="24"/>
-        </w:rPr>
-        <w:t>}}</w:t>
+        <w:t>Клеммная крышка прибора учета опломбирована пломбами: {{seal_number}}</w:t>
       </w:r>
     </w:p>
     <w:p>
@@ -2546,9 +1953,8 @@
           <w:szCs w:val="24"/>
           <w:lang w:val="en-US"/>
         </w:rPr>
-        <w:t>{{</w:t>
-      </w:r>
-      <w:proofErr w:type="spellStart"/>
+        <w:t xml:space="preserve">{{employee_signature_title}} </w:t>
+      </w:r>
       <w:r>
         <w:rPr>
           <w:rFonts w:ascii="Times New Roman CYR" w:hAnsi="Times New Roman CYR"/>
@@ -2556,47 +1962,8 @@
           <w:szCs w:val="24"/>
           <w:lang w:val="en-US"/>
         </w:rPr>
-        <w:t>employee_signature_title</w:t>
-      </w:r>
-      <w:proofErr w:type="spellEnd"/>
-      <w:r>
-        <w:rPr>
-          <w:rFonts w:ascii="Times New Roman CYR" w:hAnsi="Times New Roman CYR"/>
-          <w:sz w:val="24"/>
-          <w:szCs w:val="24"/>
-          <w:lang w:val="en-US"/>
-        </w:rPr>
-        <w:t xml:space="preserve">}} </w:t>
-      </w:r>
-      <w:r>
-        <w:rPr>
-          <w:rFonts w:ascii="Times New Roman CYR" w:hAnsi="Times New Roman CYR"/>
-          <w:sz w:val="24"/>
-          <w:szCs w:val="24"/>
-          <w:lang w:val="en-US"/>
-        </w:rPr>
         <w:tab/>
-        <w:t>{{</w:t>
-      </w:r>
-      <w:proofErr w:type="spellStart"/>
-      <w:r>
-        <w:rPr>
-          <w:rFonts w:ascii="Times New Roman CYR" w:hAnsi="Times New Roman CYR"/>
-          <w:sz w:val="24"/>
-          <w:szCs w:val="24"/>
-          <w:lang w:val="en-US"/>
-        </w:rPr>
-        <w:t>employee_name</w:t>
-      </w:r>
-      <w:proofErr w:type="spellEnd"/>
-      <w:r>
-        <w:rPr>
-          <w:rFonts w:ascii="Times New Roman CYR" w:hAnsi="Times New Roman CYR"/>
-          <w:sz w:val="24"/>
-          <w:szCs w:val="24"/>
-          <w:lang w:val="en-US"/>
-        </w:rPr>
-        <w:t>}}</w:t>
+        <w:t>{{employee_name}}</w:t>
       </w:r>
     </w:p>
     <w:p>
@@ -2636,9 +2003,8 @@
           <w:szCs w:val="24"/>
           <w:lang w:val="en-US"/>
         </w:rPr>
-        <w:t xml:space="preserve"> {{</w:t>
-      </w:r>
-      <w:proofErr w:type="spellStart"/>
+        <w:t xml:space="preserve"> {{representative_organization}}</w:t>
+      </w:r>
       <w:r>
         <w:rPr>
           <w:rFonts w:ascii="Times New Roman CYR" w:hAnsi="Times New Roman CYR"/>
@@ -2646,67 +2012,8 @@
           <w:szCs w:val="24"/>
           <w:lang w:val="en-US"/>
         </w:rPr>
-        <w:t>representative_organization</w:t>
-      </w:r>
-      <w:proofErr w:type="spellEnd"/>
-      <w:r>
-        <w:rPr>
-          <w:rFonts w:ascii="Times New Roman CYR" w:hAnsi="Times New Roman CYR"/>
-          <w:sz w:val="24"/>
-          <w:szCs w:val="24"/>
-          <w:lang w:val="en-US"/>
-        </w:rPr>
-        <w:t>}}</w:t>
-      </w:r>
-      <w:r>
-        <w:rPr>
-          <w:rFonts w:ascii="Times New Roman CYR" w:hAnsi="Times New Roman CYR"/>
-          <w:sz w:val="24"/>
-          <w:szCs w:val="24"/>
-          <w:lang w:val="en-US"/>
-        </w:rPr>
         <w:tab/>
-        <w:t>{{</w:t>
-      </w:r>
-      <w:proofErr w:type="spellStart"/>
-      <w:r>
-        <w:rPr>
-          <w:rFonts w:ascii="Times New Roman CYR" w:hAnsi="Times New Roman CYR"/>
-          <w:sz w:val="24"/>
-          <w:szCs w:val="24"/>
-          <w:lang w:val="en-US"/>
-        </w:rPr>
-        <w:t>representative_name</w:t>
-      </w:r>
-      <w:proofErr w:type="spellEnd"/>
-      <w:r>
-        <w:rPr>
-          <w:rFonts w:ascii="Times New Roman CYR" w:hAnsi="Times New Roman CYR"/>
-          <w:sz w:val="24"/>
-          <w:szCs w:val="24"/>
-          <w:lang w:val="en-US"/>
-        </w:rPr>
-        <w:t>}}{{/</w:t>
-      </w:r>
-      <w:proofErr w:type="spellStart"/>
-      <w:r>
-        <w:rPr>
-          <w:rFonts w:ascii="Times New Roman CYR" w:hAnsi="Times New Roman CYR"/>
-          <w:sz w:val="24"/>
-          <w:szCs w:val="24"/>
-          <w:lang w:val="en-US"/>
-        </w:rPr>
-        <w:t>representative_signature</w:t>
-      </w:r>
-      <w:proofErr w:type="spellEnd"/>
-      <w:r>
-        <w:rPr>
-          <w:rFonts w:ascii="Times New Roman CYR" w:hAnsi="Times New Roman CYR"/>
-          <w:sz w:val="24"/>
-          <w:szCs w:val="24"/>
-          <w:lang w:val="en-US"/>
-        </w:rPr>
-        <w:t>}}</w:t>
+        <w:t>{{representative_name}}{{/representative_signature}}</w:t>
       </w:r>
     </w:p>
     <w:p>

--- a/templates/act_install_meter.docx
+++ b/templates/act_install_meter.docx
@@ -766,12 +766,14 @@
             <w:pPr>
               <w:jc w:val="center"/>
               <w:rPr>
-                <w:sz w:val="20"/>
+                <w:sz w:val="24"/>
+                <w:szCs w:val="24"/>
               </w:rPr>
             </w:pPr>
             <w:r>
               <w:rPr>
-                <w:sz w:val="20"/>
+                <w:sz w:val="24"/>
+                <w:szCs w:val="24"/>
               </w:rPr>
               <w:t>Тип прибора учета</w:t>
             </w:r>
@@ -793,12 +795,14 @@
             <w:pPr>
               <w:jc w:val="center"/>
               <w:rPr>
-                <w:sz w:val="20"/>
+                <w:sz w:val="24"/>
+                <w:szCs w:val="24"/>
               </w:rPr>
             </w:pPr>
             <w:r>
               <w:rPr>
-                <w:sz w:val="20"/>
+                <w:sz w:val="24"/>
+                <w:szCs w:val="24"/>
               </w:rPr>
               <w:t>Заводской номер</w:t>
             </w:r>
@@ -821,12 +825,14 @@
             <w:pPr>
               <w:jc w:val="center"/>
               <w:rPr>
-                <w:sz w:val="20"/>
+                <w:sz w:val="24"/>
+                <w:szCs w:val="24"/>
               </w:rPr>
             </w:pPr>
             <w:r>
               <w:rPr>
-                <w:sz w:val="20"/>
+                <w:sz w:val="24"/>
+                <w:szCs w:val="24"/>
               </w:rPr>
               <w:t>Показания</w:t>
             </w:r>
@@ -848,12 +854,14 @@
             <w:pPr>
               <w:jc w:val="center"/>
               <w:rPr>
-                <w:sz w:val="20"/>
+                <w:sz w:val="24"/>
+                <w:szCs w:val="24"/>
               </w:rPr>
             </w:pPr>
             <w:r>
               <w:rPr>
-                <w:sz w:val="20"/>
+                <w:sz w:val="24"/>
+                <w:szCs w:val="24"/>
               </w:rPr>
               <w:t>Класс точности</w:t>
             </w:r>
@@ -875,12 +883,14 @@
             <w:pPr>
               <w:jc w:val="center"/>
               <w:rPr>
-                <w:sz w:val="20"/>
+                <w:sz w:val="24"/>
+                <w:szCs w:val="24"/>
               </w:rPr>
             </w:pPr>
             <w:r>
               <w:rPr>
-                <w:sz w:val="20"/>
+                <w:sz w:val="24"/>
+                <w:szCs w:val="24"/>
               </w:rPr>
               <w:t>Год поверки</w:t>
             </w:r>

--- a/templates/act_install_meter.docx
+++ b/templates/act_install_meter.docx
@@ -742,10 +742,10 @@
         <w:tblLook w:val="01E0" w:firstRow="1" w:lastRow="1" w:firstColumn="1" w:lastColumn="1" w:noHBand="0" w:noVBand="0"/>
       </w:tblPr>
       <w:tblGrid>
-        <w:gridCol w:w="2365"/>
         <w:gridCol w:w="2138"/>
-        <w:gridCol w:w="895"/>
-        <w:gridCol w:w="2154"/>
+        <w:gridCol w:w="2138"/>
+        <w:gridCol w:w="957"/>
+        <w:gridCol w:w="2330"/>
         <w:gridCol w:w="1749"/>
         <w:gridCol w:w="1423"/>
       </w:tblGrid>
@@ -959,14 +959,14 @@
           <w:p>
             <w:pPr>
               <w:rPr>
-                <w:sz w:val="22"/>
-                <w:szCs w:val="22"/>
+                <w:sz w:val="24"/>
+                <w:szCs w:val="24"/>
               </w:rPr>
             </w:pPr>
             <w:r>
               <w:rPr>
-                <w:sz w:val="22"/>
-                <w:szCs w:val="22"/>
+                <w:sz w:val="24"/>
+                <w:szCs w:val="24"/>
               </w:rPr>
               <w:t>А(отд.)</w:t>
             </w:r>
@@ -986,14 +986,14 @@
           <w:p>
             <w:pPr>
               <w:rPr>
-                <w:sz w:val="22"/>
-                <w:szCs w:val="22"/>
+                <w:sz w:val="24"/>
+                <w:szCs w:val="24"/>
               </w:rPr>
             </w:pPr>
             <w:r>
               <w:rPr>
-                <w:sz w:val="22"/>
-                <w:szCs w:val="22"/>
+                <w:sz w:val="24"/>
+                <w:szCs w:val="24"/>
               </w:rPr>
               <w:t>{{reading_a_plus}}</w:t>
             </w:r>
@@ -1092,14 +1092,14 @@
           <w:p>
             <w:pPr>
               <w:rPr>
-                <w:sz w:val="22"/>
-                <w:szCs w:val="22"/>
+                <w:sz w:val="24"/>
+                <w:szCs w:val="24"/>
               </w:rPr>
             </w:pPr>
             <w:r>
               <w:rPr>
-                <w:sz w:val="22"/>
-                <w:szCs w:val="22"/>
+                <w:sz w:val="24"/>
+                <w:szCs w:val="24"/>
               </w:rPr>
               <w:t>А(пр.)</w:t>
             </w:r>
@@ -1119,14 +1119,14 @@
           <w:p>
             <w:pPr>
               <w:rPr>
-                <w:sz w:val="22"/>
-                <w:szCs w:val="22"/>
+                <w:sz w:val="24"/>
+                <w:szCs w:val="24"/>
               </w:rPr>
             </w:pPr>
             <w:r>
               <w:rPr>
-                <w:sz w:val="22"/>
-                <w:szCs w:val="22"/>
+                <w:sz w:val="24"/>
+                <w:szCs w:val="24"/>
               </w:rPr>
               <w:t>{{reading_a_minus}}</w:t>
             </w:r>
@@ -1211,14 +1211,14 @@
           <w:p>
             <w:pPr>
               <w:rPr>
-                <w:sz w:val="22"/>
-                <w:szCs w:val="22"/>
+                <w:sz w:val="24"/>
+                <w:szCs w:val="24"/>
               </w:rPr>
             </w:pPr>
             <w:r>
               <w:rPr>
-                <w:sz w:val="22"/>
-                <w:szCs w:val="22"/>
+                <w:sz w:val="24"/>
+                <w:szCs w:val="24"/>
               </w:rPr>
               <w:t>R(отд.)</w:t>
             </w:r>
@@ -1238,14 +1238,14 @@
           <w:p>
             <w:pPr>
               <w:rPr>
-                <w:sz w:val="22"/>
-                <w:szCs w:val="22"/>
+                <w:sz w:val="24"/>
+                <w:szCs w:val="24"/>
               </w:rPr>
             </w:pPr>
             <w:r>
               <w:rPr>
-                <w:sz w:val="22"/>
-                <w:szCs w:val="22"/>
+                <w:sz w:val="24"/>
+                <w:szCs w:val="24"/>
               </w:rPr>
               <w:t>{{reading_r_plus}}</w:t>
             </w:r>
@@ -1330,14 +1330,14 @@
           <w:p>
             <w:pPr>
               <w:rPr>
-                <w:sz w:val="22"/>
-                <w:szCs w:val="22"/>
+                <w:sz w:val="24"/>
+                <w:szCs w:val="24"/>
               </w:rPr>
             </w:pPr>
             <w:r>
               <w:rPr>
-                <w:sz w:val="22"/>
-                <w:szCs w:val="22"/>
+                <w:sz w:val="24"/>
+                <w:szCs w:val="24"/>
               </w:rPr>
               <w:t>R(пр.)</w:t>
             </w:r>
@@ -1357,14 +1357,14 @@
           <w:p>
             <w:pPr>
               <w:rPr>
-                <w:sz w:val="22"/>
-                <w:szCs w:val="22"/>
+                <w:sz w:val="24"/>
+                <w:szCs w:val="24"/>
               </w:rPr>
             </w:pPr>
             <w:r>
               <w:rPr>
-                <w:sz w:val="22"/>
-                <w:szCs w:val="22"/>
+                <w:sz w:val="24"/>
+                <w:szCs w:val="24"/>
               </w:rPr>
               <w:t>{{reading_r_minus}}</w:t>
             </w:r>
